--- a/public/docs/fase5/fase5_retrospectivafinal_AJUPTEL.docx
+++ b/public/docs/fase5/fase5_retrospectivafinal_AJUPTEL.docx
@@ -441,15 +441,80 @@
           <w:sz w:val="22"/>
           <w:szCs w:val="22"/>
         </w:rPr>
-      </w:r>
-    </w:p>
-    <w:p>
-      <w:pPr>
-        <w:pStyle w:val="Heading2"/>
-        <w:bidi w:val="0"/>
-        <w:spacing w:before="143" w:after="63"/>
+        <w:t>FASE 5 – APORTES A LA RETROSPECTIVA FINAL DEL PROYECTO</w:t>
+      </w:r>
+    </w:p>
+    <w:p>
+      <w:pPr>
+        <w:pStyle w:val="Normal"/>
+        <w:numPr>
+          <w:ilvl w:val="0"/>
+          <w:numId w:val="1"/>
+        </w:numPr>
+        <w:spacing w:lineRule="auto" w:line="240" w:before="0" w:after="0"/>
+        <w:ind w:hanging="0" w:start="0"/>
         <w:jc w:val="center"/>
         <w:rPr>
+          <w:sz w:val="24"/>
+          <w:szCs w:val="24"/>
+        </w:rPr>
+      </w:pPr>
+      <w:r>
+        <w:rPr>
+          <w:rFonts w:ascii="Arial" w:hAnsi="Arial"/>
+          <w:b/>
+          <w:bCs/>
+          <w:i w:val="false"/>
+          <w:caps w:val="false"/>
+          <w:smallCaps w:val="false"/>
+          <w:color w:val="auto"/>
+          <w:spacing w:val="0"/>
+          <w:sz w:val="24"/>
+          <w:szCs w:val="24"/>
+        </w:rPr>
+        <w:t xml:space="preserve">SISTEMA DE INFORMACIÓN WEB RESPONSIVO CON INTEGRACIÓN DE PORTAL INFORMATIVO Y CHATBOT INTERACTIVO CON INTELIGENCIA ARTIFICIAL ORIENTADO A LA OPTIMIZACIÓN DE LA GESTIÓN DE DATOS DE LA ASOCIACIÓN CIVIL </w:t>
+      </w:r>
+      <w:r>
+        <w:rPr>
+          <w:rFonts w:ascii="Arial" w:hAnsi="Arial"/>
+          <w:b/>
+          <w:bCs/>
+          <w:i w:val="false"/>
+          <w:caps w:val="false"/>
+          <w:smallCaps w:val="false"/>
+          <w:color w:val="auto"/>
+          <w:spacing w:val="0"/>
+          <w:sz w:val="22"/>
+          <w:szCs w:val="22"/>
+        </w:rPr>
+        <w:t xml:space="preserve">DE TRABAJADORES DE TELECOMUNICACIONES JUBILADOS Y PENSIONADOS DE CARABOBO </w:t>
+      </w:r>
+      <w:r>
+        <w:rPr>
+          <w:rFonts w:ascii="Arial" w:hAnsi="Arial"/>
+          <w:b/>
+          <w:bCs/>
+          <w:i w:val="false"/>
+          <w:caps w:val="false"/>
+          <w:smallCaps w:val="false"/>
+          <w:color w:val="auto"/>
+          <w:spacing w:val="0"/>
+          <w:sz w:val="24"/>
+          <w:szCs w:val="24"/>
+        </w:rPr>
+        <w:t>(AJUPTEL), REGIÓN CARABOBO</w:t>
+      </w:r>
+    </w:p>
+    <w:p>
+      <w:pPr>
+        <w:pStyle w:val="BodyText"/>
+        <w:widowControl/>
+        <w:bidi w:val="0"/>
+        <w:spacing w:before="240" w:after="240"/>
+        <w:ind w:hanging="0" w:start="0" w:end="0"/>
+        <w:jc w:val="center"/>
+        <w:rPr>
+          <w:rStyle w:val="Strong"/>
           <w:rFonts w:ascii="Arial" w:hAnsi="Arial"/>
           <w:b/>
           <w:i w:val="false"/>
@@ -473,22 +538,18 @@
           <w:sz w:val="22"/>
           <w:szCs w:val="22"/>
         </w:rPr>
-        <w:t>FASE 5 – APORTES A LA RETROSPECTIVA FINAL DEL PROYECTO</w:t>
-      </w:r>
-    </w:p>
-    <w:p>
-      <w:pPr>
-        <w:pStyle w:val="Heading3"/>
+      </w:r>
+    </w:p>
+    <w:p>
+      <w:pPr>
+        <w:pStyle w:val="BodyText"/>
         <w:widowControl/>
-        <w:numPr>
-          <w:ilvl w:val="0"/>
-          <w:numId w:val="1"/>
-        </w:numPr>
-        <w:bidi w:val="0"/>
-        <w:spacing w:lineRule="atLeast" w:line="450" w:before="0" w:after="0"/>
+        <w:bidi w:val="0"/>
+        <w:spacing w:before="240" w:after="240"/>
         <w:ind w:hanging="0" w:start="0" w:end="0"/>
         <w:jc w:val="center"/>
         <w:rPr>
+          <w:rStyle w:val="Strong"/>
           <w:rFonts w:ascii="Arial" w:hAnsi="Arial"/>
           <w:b/>
           <w:i w:val="false"/>
@@ -512,22 +573,18 @@
           <w:sz w:val="22"/>
           <w:szCs w:val="22"/>
         </w:rPr>
-        <w:t>Sistema de Información Web Responsivo para la Gestión de Datos de AJUPTEL</w:t>
-      </w:r>
-    </w:p>
-    <w:p>
-      <w:pPr>
-        <w:pStyle w:val="Heading3"/>
+      </w:r>
+    </w:p>
+    <w:p>
+      <w:pPr>
+        <w:pStyle w:val="BodyText"/>
         <w:widowControl/>
-        <w:numPr>
-          <w:ilvl w:val="0"/>
-          <w:numId w:val="1"/>
-        </w:numPr>
-        <w:bidi w:val="0"/>
-        <w:spacing w:lineRule="atLeast" w:line="450" w:before="0" w:after="0"/>
+        <w:bidi w:val="0"/>
+        <w:spacing w:before="240" w:after="240"/>
         <w:ind w:hanging="0" w:start="0" w:end="0"/>
-        <w:jc w:val="center"/>
-        <w:rPr>
+        <w:jc w:val="start"/>
+        <w:rPr>
+          <w:rStyle w:val="Strong"/>
           <w:rFonts w:ascii="Arial" w:hAnsi="Arial"/>
           <w:b/>
           <w:i w:val="false"/>
@@ -551,112 +608,6 @@
           <w:sz w:val="22"/>
           <w:szCs w:val="22"/>
         </w:rPr>
-        <w:t>Región Carabobo</w:t>
-      </w:r>
-    </w:p>
-    <w:p>
-      <w:pPr>
-        <w:pStyle w:val="BodyText"/>
-        <w:widowControl/>
-        <w:bidi w:val="0"/>
-        <w:spacing w:before="240" w:after="240"/>
-        <w:ind w:hanging="0" w:start="0" w:end="0"/>
-        <w:jc w:val="center"/>
-        <w:rPr>
-          <w:rStyle w:val="Strong"/>
-          <w:rFonts w:ascii="Arial" w:hAnsi="Arial"/>
-          <w:b/>
-          <w:i w:val="false"/>
-          <w:caps w:val="false"/>
-          <w:smallCaps w:val="false"/>
-          <w:color w:val="0F1115"/>
-          <w:spacing w:val="0"/>
-          <w:sz w:val="22"/>
-          <w:szCs w:val="22"/>
-        </w:rPr>
-      </w:pPr>
-      <w:r>
-        <w:rPr>
-          <w:rFonts w:ascii="Arial" w:hAnsi="Arial"/>
-          <w:b/>
-          <w:i w:val="false"/>
-          <w:caps w:val="false"/>
-          <w:smallCaps w:val="false"/>
-          <w:color w:val="0F1115"/>
-          <w:spacing w:val="0"/>
-          <w:sz w:val="22"/>
-          <w:szCs w:val="22"/>
-        </w:rPr>
-      </w:r>
-    </w:p>
-    <w:p>
-      <w:pPr>
-        <w:pStyle w:val="BodyText"/>
-        <w:widowControl/>
-        <w:bidi w:val="0"/>
-        <w:spacing w:before="240" w:after="240"/>
-        <w:ind w:hanging="0" w:start="0" w:end="0"/>
-        <w:jc w:val="center"/>
-        <w:rPr>
-          <w:rStyle w:val="Strong"/>
-          <w:rFonts w:ascii="Arial" w:hAnsi="Arial"/>
-          <w:b/>
-          <w:i w:val="false"/>
-          <w:caps w:val="false"/>
-          <w:smallCaps w:val="false"/>
-          <w:color w:val="0F1115"/>
-          <w:spacing w:val="0"/>
-          <w:sz w:val="22"/>
-          <w:szCs w:val="22"/>
-        </w:rPr>
-      </w:pPr>
-      <w:r>
-        <w:rPr>
-          <w:rFonts w:ascii="Arial" w:hAnsi="Arial"/>
-          <w:b/>
-          <w:i w:val="false"/>
-          <w:caps w:val="false"/>
-          <w:smallCaps w:val="false"/>
-          <w:color w:val="0F1115"/>
-          <w:spacing w:val="0"/>
-          <w:sz w:val="22"/>
-          <w:szCs w:val="22"/>
-        </w:rPr>
-      </w:r>
-    </w:p>
-    <w:p>
-      <w:pPr>
-        <w:pStyle w:val="BodyText"/>
-        <w:widowControl/>
-        <w:bidi w:val="0"/>
-        <w:spacing w:before="240" w:after="240"/>
-        <w:ind w:hanging="0" w:start="0" w:end="0"/>
-        <w:jc w:val="start"/>
-        <w:rPr>
-          <w:rStyle w:val="Strong"/>
-          <w:rFonts w:ascii="Arial" w:hAnsi="Arial"/>
-          <w:b/>
-          <w:i w:val="false"/>
-          <w:caps w:val="false"/>
-          <w:smallCaps w:val="false"/>
-          <w:color w:val="0F1115"/>
-          <w:spacing w:val="0"/>
-          <w:sz w:val="22"/>
-          <w:szCs w:val="22"/>
-        </w:rPr>
-      </w:pPr>
-      <w:r>
-        <w:rPr>
-          <w:rFonts w:ascii="Arial" w:hAnsi="Arial"/>
-          <w:b/>
-          <w:i w:val="false"/>
-          <w:caps w:val="false"/>
-          <w:smallCaps w:val="false"/>
-          <w:color w:val="0F1115"/>
-          <w:spacing w:val="0"/>
-          <w:sz w:val="22"/>
-          <w:szCs w:val="22"/>
-        </w:rPr>
       </w:r>
     </w:p>
     <w:p>
@@ -1087,7 +1038,30 @@
           <w:sz w:val="22"/>
           <w:szCs w:val="22"/>
         </w:rPr>
-        <w:t xml:space="preserve"> un espacio de reflexión colectiva sobre el desarrollo del Sistema de Información Web Responsivo para la Gestión de Datos de AJUPTEL, Región Carabobo. El objetivo de este documento es consolidar las experiencias, tanto positivas como negativas, vividas a lo largo de los ocho sprints que conformaron la ejecución del proyecto, y extraer aprendizajes que sirvan de base para futuras iniciativas similares.</w:t>
+        <w:t xml:space="preserve"> un espacio de reflexión colectiva sobre el desarrollo del </w:t>
+      </w:r>
+      <w:r>
+        <w:rPr>
+          <w:rFonts w:ascii="Arial" w:hAnsi="Arial"/>
+          <w:b w:val="false"/>
+          <w:bCs w:val="false"/>
+          <w:i w:val="false"/>
+          <w:caps w:val="false"/>
+          <w:smallCaps w:val="false"/>
+          <w:color w:val="auto"/>
+          <w:spacing w:val="0"/>
+          <w:sz w:val="22"/>
+          <w:szCs w:val="22"/>
+        </w:rPr>
+        <w:t>Sistema de Información Web Responsivo con Integración de Portal Informativo y Chatbot Interactivo con Inteligencia Artificial orientado a la optimización de la gestión de datos de la AJUPTEL, Región Carabobo</w:t>
+      </w:r>
+      <w:r>
+        <w:rPr>
+          <w:rFonts w:ascii="Arial" w:hAnsi="Arial"/>
+          <w:sz w:val="22"/>
+          <w:szCs w:val="22"/>
+        </w:rPr>
+        <w:t>. El objetivo de este documento es consolidar las experiencias, tanto positivas como negativas, vividas a lo largo de los ocho sprints que conformaron la ejecución del proyecto, y extraer aprendizajes que sirvan de base para futuras iniciativas similares.</w:t>
       </w:r>
     </w:p>
     <w:p>
@@ -1382,7 +1356,7 @@
           <w:sz w:val="22"/>
           <w:szCs w:val="22"/>
         </w:rPr>
-        <w:t>20 semanas (un</w:t>
+        <w:t>2</w:t>
       </w:r>
       <w:r>
         <w:rPr>
@@ -1393,7 +1367,7 @@
           <w:sz w:val="22"/>
           <w:szCs w:val="22"/>
         </w:rPr>
-        <w:t>a fase</w:t>
+        <w:t>2</w:t>
       </w:r>
       <w:r>
         <w:rPr>
@@ -1404,7 +1378,7 @@
           <w:sz w:val="22"/>
           <w:szCs w:val="22"/>
         </w:rPr>
-        <w:t xml:space="preserve"> preparatori</w:t>
+        <w:t xml:space="preserve"> semanas (una fase preparatoria </w:t>
       </w:r>
       <w:r>
         <w:rPr>
@@ -1415,7 +1389,7 @@
           <w:sz w:val="22"/>
           <w:szCs w:val="22"/>
         </w:rPr>
-        <w:t>a</w:t>
+        <w:t>o initiate de 2 semanas</w:t>
       </w:r>
       <w:r>
         <w:rPr>
@@ -1426,7 +1400,7 @@
           <w:sz w:val="22"/>
           <w:szCs w:val="22"/>
         </w:rPr>
-        <w:t xml:space="preserve"> + </w:t>
+        <w:t xml:space="preserve">+ 7 sprints de desarrollo + una fase de despliegue y cierre técnico </w:t>
       </w:r>
       <w:r>
         <w:rPr>
@@ -1437,7 +1411,7 @@
           <w:sz w:val="22"/>
           <w:szCs w:val="22"/>
         </w:rPr>
-        <w:t>7</w:t>
+        <w:t>de 4 semanas con extensión de 2 semanas</w:t>
       </w:r>
       <w:r>
         <w:rPr>
@@ -1448,18 +1422,17 @@
           <w:sz w:val="22"/>
           <w:szCs w:val="22"/>
         </w:rPr>
-        <w:t xml:space="preserve"> sprints </w:t>
-      </w:r>
-      <w:r>
-        <w:rPr>
-          <w:rStyle w:val="Strong"/>
+        <w:t>)</w:t>
+      </w:r>
+      <w:r>
+        <w:rPr>
           <w:rFonts w:ascii="Arial" w:hAnsi="Arial"/>
           <w:b w:val="false"/>
           <w:bCs w:val="false"/>
           <w:sz w:val="22"/>
           <w:szCs w:val="22"/>
         </w:rPr>
-        <w:t>de desarrollo + una fase de despliegue y cierre técnico</w:t>
+        <w:t>, con una duración total de </w:t>
       </w:r>
       <w:r>
         <w:rPr>
@@ -1470,7 +1443,7 @@
           <w:sz w:val="22"/>
           <w:szCs w:val="22"/>
         </w:rPr>
-        <w:t>)</w:t>
+        <w:t>1.120 horas de trabajo</w:t>
       </w:r>
       <w:r>
         <w:rPr>
@@ -1480,7 +1453,7 @@
           <w:sz w:val="22"/>
           <w:szCs w:val="22"/>
         </w:rPr>
-        <w:t>, con una duración total de </w:t>
+        <w:t> distribuidas entre el equipo de desarrollo. Se entregaron </w:t>
       </w:r>
       <w:r>
         <w:rPr>
@@ -1491,92 +1464,7 @@
           <w:sz w:val="22"/>
           <w:szCs w:val="22"/>
         </w:rPr>
-        <w:t>1.</w:t>
-      </w:r>
-      <w:r>
-        <w:rPr>
-          <w:rStyle w:val="Strong"/>
-          <w:rFonts w:ascii="Arial" w:hAnsi="Arial"/>
-          <w:b w:val="false"/>
-          <w:bCs w:val="false"/>
-          <w:sz w:val="22"/>
-          <w:szCs w:val="22"/>
-        </w:rPr>
-        <w:t>120</w:t>
-      </w:r>
-      <w:r>
-        <w:rPr>
-          <w:rStyle w:val="Strong"/>
-          <w:rFonts w:ascii="Arial" w:hAnsi="Arial"/>
-          <w:b w:val="false"/>
-          <w:bCs w:val="false"/>
-          <w:sz w:val="22"/>
-          <w:szCs w:val="22"/>
-        </w:rPr>
-        <w:t xml:space="preserve"> horas de trabajo</w:t>
-      </w:r>
-      <w:r>
-        <w:rPr>
-          <w:rFonts w:ascii="Arial" w:hAnsi="Arial"/>
-          <w:b w:val="false"/>
-          <w:bCs w:val="false"/>
-          <w:sz w:val="22"/>
-          <w:szCs w:val="22"/>
-        </w:rPr>
-        <w:t xml:space="preserve"> distribuidas entre el equipo </w:t>
-      </w:r>
-      <w:r>
-        <w:rPr>
-          <w:rFonts w:ascii="Arial" w:hAnsi="Arial"/>
-          <w:b w:val="false"/>
-          <w:bCs w:val="false"/>
-          <w:sz w:val="22"/>
-          <w:szCs w:val="22"/>
-        </w:rPr>
-        <w:t>de desarrollo</w:t>
-      </w:r>
-      <w:r>
-        <w:rPr>
-          <w:rFonts w:ascii="Arial" w:hAnsi="Arial"/>
-          <w:b w:val="false"/>
-          <w:bCs w:val="false"/>
-          <w:sz w:val="22"/>
-          <w:szCs w:val="22"/>
-        </w:rPr>
-        <w:t>. Se entregaron </w:t>
-      </w:r>
-      <w:r>
-        <w:rPr>
-          <w:rStyle w:val="Strong"/>
-          <w:rFonts w:ascii="Arial" w:hAnsi="Arial"/>
-          <w:b w:val="false"/>
-          <w:bCs w:val="false"/>
-          <w:sz w:val="22"/>
-          <w:szCs w:val="22"/>
-        </w:rPr>
-        <w:t>1</w:t>
-      </w:r>
-      <w:r>
-        <w:rPr>
-          <w:rStyle w:val="Strong"/>
-          <w:rFonts w:ascii="Arial" w:hAnsi="Arial"/>
-          <w:b w:val="false"/>
-          <w:bCs w:val="false"/>
-          <w:sz w:val="22"/>
-          <w:szCs w:val="22"/>
-        </w:rPr>
-        <w:t>39</w:t>
-      </w:r>
-      <w:r>
-        <w:rPr>
-          <w:rStyle w:val="Strong"/>
-          <w:rFonts w:ascii="Arial" w:hAnsi="Arial"/>
-          <w:b w:val="false"/>
-          <w:bCs w:val="false"/>
-          <w:sz w:val="22"/>
-          <w:szCs w:val="22"/>
-        </w:rPr>
-        <w:t xml:space="preserve"> puntos de historia</w:t>
+        <w:t>139 puntos de historia</w:t>
       </w:r>
       <w:r>
         <w:rPr>
@@ -1682,8 +1570,8 @@
         </w:tblCellMar>
       </w:tblPr>
       <w:tblGrid>
-        <w:gridCol w:w="2268"/>
-        <w:gridCol w:w="7092"/>
+        <w:gridCol w:w="2267"/>
+        <w:gridCol w:w="7093"/>
       </w:tblGrid>
       <w:tr>
         <w:trPr>
@@ -1691,7 +1579,7 @@
         </w:trPr>
         <w:tc>
           <w:tcPr>
-            <w:tcW w:w="2268" w:type="dxa"/>
+            <w:tcW w:w="2267" w:type="dxa"/>
             <w:tcBorders>
               <w:top w:val="single" w:sz="2" w:space="0" w:color="000000"/>
               <w:start w:val="single" w:sz="2" w:space="0" w:color="000000"/>
@@ -1702,7 +1590,7 @@
           </w:tcPr>
           <w:p>
             <w:pPr>
-              <w:pStyle w:val="Ttulodelatabla"/>
+              <w:pStyle w:val="Ttulodelatablauser"/>
               <w:bidi w:val="0"/>
               <w:spacing w:lineRule="atLeast" w:line="360"/>
               <w:ind w:hanging="0" w:start="0" w:end="0"/>
@@ -1733,7 +1621,7 @@
         </w:tc>
         <w:tc>
           <w:tcPr>
-            <w:tcW w:w="7092" w:type="dxa"/>
+            <w:tcW w:w="7093" w:type="dxa"/>
             <w:tcBorders>
               <w:top w:val="single" w:sz="2" w:space="0" w:color="000000"/>
               <w:start w:val="single" w:sz="2" w:space="0" w:color="000000"/>
@@ -1745,7 +1633,7 @@
           </w:tcPr>
           <w:p>
             <w:pPr>
-              <w:pStyle w:val="Ttulodelatabla"/>
+              <w:pStyle w:val="Ttulodelatablauser"/>
               <w:bidi w:val="0"/>
               <w:spacing w:lineRule="atLeast" w:line="360"/>
               <w:ind w:hanging="0" w:start="0" w:end="0"/>
@@ -1779,7 +1667,7 @@
         <w:trPr/>
         <w:tc>
           <w:tcPr>
-            <w:tcW w:w="2268" w:type="dxa"/>
+            <w:tcW w:w="2267" w:type="dxa"/>
             <w:tcBorders>
               <w:start w:val="single" w:sz="2" w:space="0" w:color="000000"/>
               <w:bottom w:val="single" w:sz="2" w:space="0" w:color="000000"/>
@@ -1788,7 +1676,7 @@
           </w:tcPr>
           <w:p>
             <w:pPr>
-              <w:pStyle w:val="Contenidodelatabla"/>
+              <w:pStyle w:val="Contenidodelatablauser"/>
               <w:bidi w:val="0"/>
               <w:spacing w:lineRule="atLeast" w:line="360"/>
               <w:ind w:hanging="0" w:start="0" w:end="0"/>
@@ -1812,7 +1700,7 @@
         </w:tc>
         <w:tc>
           <w:tcPr>
-            <w:tcW w:w="7092" w:type="dxa"/>
+            <w:tcW w:w="7093" w:type="dxa"/>
             <w:tcBorders>
               <w:start w:val="single" w:sz="2" w:space="0" w:color="000000"/>
               <w:bottom w:val="single" w:sz="2" w:space="0" w:color="000000"/>
@@ -1822,56 +1710,32 @@
           </w:tcPr>
           <w:p>
             <w:pPr>
-              <w:pStyle w:val="Contenidodelatabla"/>
-              <w:bidi w:val="0"/>
-              <w:spacing w:lineRule="atLeast" w:line="360"/>
-              <w:ind w:hanging="0" w:start="0" w:end="0"/>
-              <w:jc w:val="start"/>
-              <w:rPr>
-                <w:rFonts w:ascii="Arial" w:hAnsi="Arial"/>
-                <w:b w:val="false"/>
-                <w:i w:val="false"/>
-                <w:caps w:val="false"/>
-                <w:smallCaps w:val="false"/>
-                <w:sz w:val="22"/>
-                <w:szCs w:val="22"/>
-              </w:rPr>
-            </w:pPr>
-            <w:r>
-              <w:rPr>
-                <w:rFonts w:ascii="Arial" w:hAnsi="Arial"/>
-                <w:b w:val="false"/>
-                <w:i w:val="false"/>
-                <w:caps w:val="false"/>
-                <w:smallCaps w:val="false"/>
-                <w:sz w:val="22"/>
-                <w:szCs w:val="22"/>
-              </w:rPr>
-              <w:t xml:space="preserve">El equipo logró completar el 100% de las historias planificadas en los sprints 1 al 5 y en el sprint 7, manteniendo una velocidad consistente de </w:t>
-            </w:r>
-            <w:r>
-              <w:rPr>
-                <w:rFonts w:ascii="Arial" w:hAnsi="Arial"/>
-                <w:b w:val="false"/>
-                <w:i w:val="false"/>
-                <w:caps w:val="false"/>
-                <w:smallCaps w:val="false"/>
-                <w:sz w:val="22"/>
-                <w:szCs w:val="22"/>
-              </w:rPr>
-              <w:t xml:space="preserve">aproximadamente </w:t>
-            </w:r>
-            <w:r>
-              <w:rPr>
-                <w:rFonts w:ascii="Arial" w:hAnsi="Arial"/>
-                <w:b w:val="false"/>
-                <w:i w:val="false"/>
-                <w:caps w:val="false"/>
-                <w:smallCaps w:val="false"/>
-                <w:sz w:val="22"/>
-                <w:szCs w:val="22"/>
-              </w:rPr>
-              <w:t>23 puntos por sprint. Solo el sprint 6 presentó desviación por la deuda técnica, la cual fue gestionada efectivamente.</w:t>
+              <w:pStyle w:val="Contenidodelatablauser"/>
+              <w:bidi w:val="0"/>
+              <w:spacing w:lineRule="atLeast" w:line="360"/>
+              <w:ind w:hanging="0" w:start="0" w:end="0"/>
+              <w:jc w:val="start"/>
+              <w:rPr>
+                <w:rFonts w:ascii="Arial" w:hAnsi="Arial"/>
+                <w:b w:val="false"/>
+                <w:i w:val="false"/>
+                <w:caps w:val="false"/>
+                <w:smallCaps w:val="false"/>
+                <w:sz w:val="22"/>
+                <w:szCs w:val="22"/>
+              </w:rPr>
+            </w:pPr>
+            <w:r>
+              <w:rPr>
+                <w:rFonts w:ascii="Arial" w:hAnsi="Arial"/>
+                <w:b w:val="false"/>
+                <w:i w:val="false"/>
+                <w:caps w:val="false"/>
+                <w:smallCaps w:val="false"/>
+                <w:sz w:val="22"/>
+                <w:szCs w:val="22"/>
+              </w:rPr>
+              <w:t>El equipo logró completar el 100% de las historias planificadas en los sprints 1 al 5 y en el sprint 7, manteniendo una velocidad consistente de aproximadamente 23 puntos por sprint. Solo el sprint 6 presentó desviación por la deuda técnica, la cual fue gestionada efectivamente.</w:t>
             </w:r>
           </w:p>
         </w:tc>
@@ -1880,7 +1744,7 @@
         <w:trPr/>
         <w:tc>
           <w:tcPr>
-            <w:tcW w:w="2268" w:type="dxa"/>
+            <w:tcW w:w="2267" w:type="dxa"/>
             <w:tcBorders>
               <w:start w:val="single" w:sz="2" w:space="0" w:color="000000"/>
               <w:bottom w:val="single" w:sz="2" w:space="0" w:color="000000"/>
@@ -1889,7 +1753,7 @@
           </w:tcPr>
           <w:p>
             <w:pPr>
-              <w:pStyle w:val="Contenidodelatabla"/>
+              <w:pStyle w:val="Contenidodelatablauser"/>
               <w:bidi w:val="0"/>
               <w:spacing w:lineRule="atLeast" w:line="360"/>
               <w:ind w:hanging="0" w:start="0" w:end="0"/>
@@ -1913,7 +1777,7 @@
         </w:tc>
         <w:tc>
           <w:tcPr>
-            <w:tcW w:w="7092" w:type="dxa"/>
+            <w:tcW w:w="7093" w:type="dxa"/>
             <w:tcBorders>
               <w:start w:val="single" w:sz="2" w:space="0" w:color="000000"/>
               <w:bottom w:val="single" w:sz="2" w:space="0" w:color="000000"/>
@@ -1923,56 +1787,32 @@
           </w:tcPr>
           <w:p>
             <w:pPr>
-              <w:pStyle w:val="Contenidodelatabla"/>
-              <w:bidi w:val="0"/>
-              <w:spacing w:lineRule="atLeast" w:line="360"/>
-              <w:ind w:hanging="0" w:start="0" w:end="0"/>
-              <w:jc w:val="start"/>
-              <w:rPr>
-                <w:rFonts w:ascii="Arial" w:hAnsi="Arial"/>
-                <w:b w:val="false"/>
-                <w:i w:val="false"/>
-                <w:caps w:val="false"/>
-                <w:smallCaps w:val="false"/>
-                <w:sz w:val="22"/>
-                <w:szCs w:val="22"/>
-              </w:rPr>
-            </w:pPr>
-            <w:r>
-              <w:rPr>
-                <w:rFonts w:ascii="Arial" w:hAnsi="Arial"/>
-                <w:b w:val="false"/>
-                <w:i w:val="false"/>
-                <w:caps w:val="false"/>
-                <w:smallCaps w:val="false"/>
-                <w:sz w:val="22"/>
-                <w:szCs w:val="22"/>
-              </w:rPr>
-              <w:t>La estimación inicial de 1</w:t>
-            </w:r>
-            <w:r>
-              <w:rPr>
-                <w:rFonts w:ascii="Arial" w:hAnsi="Arial"/>
-                <w:b w:val="false"/>
-                <w:i w:val="false"/>
-                <w:caps w:val="false"/>
-                <w:smallCaps w:val="false"/>
-                <w:sz w:val="22"/>
-                <w:szCs w:val="22"/>
-              </w:rPr>
-              <w:t>39</w:t>
-            </w:r>
-            <w:r>
-              <w:rPr>
-                <w:rFonts w:ascii="Arial" w:hAnsi="Arial"/>
-                <w:b w:val="false"/>
-                <w:i w:val="false"/>
-                <w:caps w:val="false"/>
-                <w:smallCaps w:val="false"/>
-                <w:sz w:val="22"/>
-                <w:szCs w:val="22"/>
-              </w:rPr>
-              <w:t xml:space="preserve"> puntos de historia fue precisa, con una desviación mínima (5 puntos de deuda técnica). Esto demuestra la madurez del equipo en la técnica de Planning Poker y el entendimiento de los requisitos.</w:t>
+              <w:pStyle w:val="Contenidodelatablauser"/>
+              <w:bidi w:val="0"/>
+              <w:spacing w:lineRule="atLeast" w:line="360"/>
+              <w:ind w:hanging="0" w:start="0" w:end="0"/>
+              <w:jc w:val="start"/>
+              <w:rPr>
+                <w:rFonts w:ascii="Arial" w:hAnsi="Arial"/>
+                <w:b w:val="false"/>
+                <w:i w:val="false"/>
+                <w:caps w:val="false"/>
+                <w:smallCaps w:val="false"/>
+                <w:sz w:val="22"/>
+                <w:szCs w:val="22"/>
+              </w:rPr>
+            </w:pPr>
+            <w:r>
+              <w:rPr>
+                <w:rFonts w:ascii="Arial" w:hAnsi="Arial"/>
+                <w:b w:val="false"/>
+                <w:i w:val="false"/>
+                <w:caps w:val="false"/>
+                <w:smallCaps w:val="false"/>
+                <w:sz w:val="22"/>
+                <w:szCs w:val="22"/>
+              </w:rPr>
+              <w:t>La estimación inicial de 139 puntos de historia fue precisa, con una desviación mínima (5 puntos de deuda técnica). Esto demuestra la madurez del equipo en la técnica de Planning Poker y el entendimiento de los requisitos.</w:t>
             </w:r>
           </w:p>
         </w:tc>
@@ -1981,7 +1821,7 @@
         <w:trPr/>
         <w:tc>
           <w:tcPr>
-            <w:tcW w:w="2268" w:type="dxa"/>
+            <w:tcW w:w="2267" w:type="dxa"/>
             <w:tcBorders>
               <w:start w:val="single" w:sz="2" w:space="0" w:color="000000"/>
               <w:bottom w:val="single" w:sz="2" w:space="0" w:color="000000"/>
@@ -1990,7 +1830,7 @@
           </w:tcPr>
           <w:p>
             <w:pPr>
-              <w:pStyle w:val="Contenidodelatabla"/>
+              <w:pStyle w:val="Contenidodelatablauser"/>
               <w:bidi w:val="0"/>
               <w:spacing w:lineRule="atLeast" w:line="360"/>
               <w:ind w:hanging="0" w:start="0" w:end="0"/>
@@ -2014,7 +1854,7 @@
         </w:tc>
         <w:tc>
           <w:tcPr>
-            <w:tcW w:w="7092" w:type="dxa"/>
+            <w:tcW w:w="7093" w:type="dxa"/>
             <w:tcBorders>
               <w:start w:val="single" w:sz="2" w:space="0" w:color="000000"/>
               <w:bottom w:val="single" w:sz="2" w:space="0" w:color="000000"/>
@@ -2024,7 +1864,7 @@
           </w:tcPr>
           <w:p>
             <w:pPr>
-              <w:pStyle w:val="Contenidodelatabla"/>
+              <w:pStyle w:val="Contenidodelatablauser"/>
               <w:bidi w:val="0"/>
               <w:spacing w:lineRule="atLeast" w:line="360"/>
               <w:ind w:hanging="0" w:start="0" w:end="0"/>
@@ -2058,7 +1898,7 @@
         <w:trPr/>
         <w:tc>
           <w:tcPr>
-            <w:tcW w:w="2268" w:type="dxa"/>
+            <w:tcW w:w="2267" w:type="dxa"/>
             <w:tcBorders>
               <w:start w:val="single" w:sz="2" w:space="0" w:color="000000"/>
               <w:bottom w:val="single" w:sz="2" w:space="0" w:color="000000"/>
@@ -2067,7 +1907,7 @@
           </w:tcPr>
           <w:p>
             <w:pPr>
-              <w:pStyle w:val="Contenidodelatabla"/>
+              <w:pStyle w:val="Contenidodelatablauser"/>
               <w:bidi w:val="0"/>
               <w:spacing w:lineRule="atLeast" w:line="360"/>
               <w:ind w:hanging="0" w:start="0" w:end="0"/>
@@ -2091,7 +1931,7 @@
         </w:tc>
         <w:tc>
           <w:tcPr>
-            <w:tcW w:w="7092" w:type="dxa"/>
+            <w:tcW w:w="7093" w:type="dxa"/>
             <w:tcBorders>
               <w:start w:val="single" w:sz="2" w:space="0" w:color="000000"/>
               <w:bottom w:val="single" w:sz="2" w:space="0" w:color="000000"/>
@@ -2101,56 +1941,32 @@
           </w:tcPr>
           <w:p>
             <w:pPr>
-              <w:pStyle w:val="Contenidodelatabla"/>
-              <w:bidi w:val="0"/>
-              <w:spacing w:lineRule="atLeast" w:line="360"/>
-              <w:ind w:hanging="0" w:start="0" w:end="0"/>
-              <w:jc w:val="start"/>
-              <w:rPr>
-                <w:rFonts w:ascii="Arial" w:hAnsi="Arial"/>
-                <w:b w:val="false"/>
-                <w:i w:val="false"/>
-                <w:caps w:val="false"/>
-                <w:smallCaps w:val="false"/>
-                <w:sz w:val="22"/>
-                <w:szCs w:val="22"/>
-              </w:rPr>
-            </w:pPr>
-            <w:r>
-              <w:rPr>
-                <w:rFonts w:ascii="Arial" w:hAnsi="Arial"/>
-                <w:b w:val="false"/>
-                <w:i w:val="false"/>
-                <w:caps w:val="false"/>
-                <w:smallCaps w:val="false"/>
-                <w:sz w:val="22"/>
-                <w:szCs w:val="22"/>
-              </w:rPr>
-              <w:t>El cumplimiento de WCAG 2.1 AA (botones grandes, alto contraste, e</w:t>
-            </w:r>
-            <w:r>
-              <w:rPr>
-                <w:rFonts w:ascii="Arial" w:hAnsi="Arial"/>
-                <w:b w:val="false"/>
-                <w:i w:val="false"/>
-                <w:caps w:val="false"/>
-                <w:smallCaps w:val="false"/>
-                <w:sz w:val="22"/>
-                <w:szCs w:val="22"/>
-              </w:rPr>
-              <w:t>tiquetas especiales</w:t>
-            </w:r>
-            <w:r>
-              <w:rPr>
-                <w:rFonts w:ascii="Arial" w:hAnsi="Arial"/>
-                <w:b w:val="false"/>
-                <w:i w:val="false"/>
-                <w:caps w:val="false"/>
-                <w:smallCaps w:val="false"/>
-                <w:sz w:val="22"/>
-                <w:szCs w:val="22"/>
-              </w:rPr>
-              <w:t>) fue un éxito rotundo. Los asociados adultos mayores destacaron la facilidad de uso del portal y del chatbot.</w:t>
+              <w:pStyle w:val="Contenidodelatablauser"/>
+              <w:bidi w:val="0"/>
+              <w:spacing w:lineRule="atLeast" w:line="360"/>
+              <w:ind w:hanging="0" w:start="0" w:end="0"/>
+              <w:jc w:val="start"/>
+              <w:rPr>
+                <w:rFonts w:ascii="Arial" w:hAnsi="Arial"/>
+                <w:b w:val="false"/>
+                <w:i w:val="false"/>
+                <w:caps w:val="false"/>
+                <w:smallCaps w:val="false"/>
+                <w:sz w:val="22"/>
+                <w:szCs w:val="22"/>
+              </w:rPr>
+            </w:pPr>
+            <w:r>
+              <w:rPr>
+                <w:rFonts w:ascii="Arial" w:hAnsi="Arial"/>
+                <w:b w:val="false"/>
+                <w:i w:val="false"/>
+                <w:caps w:val="false"/>
+                <w:smallCaps w:val="false"/>
+                <w:sz w:val="22"/>
+                <w:szCs w:val="22"/>
+              </w:rPr>
+              <w:t>El cumplimiento de WCAG 2.1 AA (botones grandes, alto contraste, etiquetas especiales) fue un éxito rotundo. Los asociados adultos mayores destacaron la facilidad de uso del portal y del chatbot.</w:t>
             </w:r>
           </w:p>
         </w:tc>
@@ -2159,7 +1975,7 @@
         <w:trPr/>
         <w:tc>
           <w:tcPr>
-            <w:tcW w:w="2268" w:type="dxa"/>
+            <w:tcW w:w="2267" w:type="dxa"/>
             <w:tcBorders>
               <w:start w:val="single" w:sz="2" w:space="0" w:color="000000"/>
               <w:bottom w:val="single" w:sz="2" w:space="0" w:color="000000"/>
@@ -2168,7 +1984,7 @@
           </w:tcPr>
           <w:p>
             <w:pPr>
-              <w:pStyle w:val="Contenidodelatabla"/>
+              <w:pStyle w:val="Contenidodelatablauser"/>
               <w:bidi w:val="0"/>
               <w:spacing w:lineRule="atLeast" w:line="360"/>
               <w:ind w:hanging="0" w:start="0" w:end="0"/>
@@ -2192,7 +2008,7 @@
         </w:tc>
         <w:tc>
           <w:tcPr>
-            <w:tcW w:w="7092" w:type="dxa"/>
+            <w:tcW w:w="7093" w:type="dxa"/>
             <w:tcBorders>
               <w:start w:val="single" w:sz="2" w:space="0" w:color="000000"/>
               <w:bottom w:val="single" w:sz="2" w:space="0" w:color="000000"/>
@@ -2202,7 +2018,7 @@
           </w:tcPr>
           <w:p>
             <w:pPr>
-              <w:pStyle w:val="Contenidodelatabla"/>
+              <w:pStyle w:val="Contenidodelatablauser"/>
               <w:bidi w:val="0"/>
               <w:spacing w:lineRule="atLeast" w:line="360"/>
               <w:ind w:hanging="0" w:start="0" w:end="0"/>
@@ -2236,7 +2052,7 @@
         <w:trPr/>
         <w:tc>
           <w:tcPr>
-            <w:tcW w:w="2268" w:type="dxa"/>
+            <w:tcW w:w="2267" w:type="dxa"/>
             <w:tcBorders>
               <w:start w:val="single" w:sz="2" w:space="0" w:color="000000"/>
               <w:bottom w:val="single" w:sz="2" w:space="0" w:color="000000"/>
@@ -2245,7 +2061,7 @@
           </w:tcPr>
           <w:p>
             <w:pPr>
-              <w:pStyle w:val="Contenidodelatabla"/>
+              <w:pStyle w:val="Contenidodelatablauser"/>
               <w:bidi w:val="0"/>
               <w:spacing w:lineRule="atLeast" w:line="360"/>
               <w:ind w:hanging="0" w:start="0" w:end="0"/>
@@ -2269,7 +2085,7 @@
         </w:tc>
         <w:tc>
           <w:tcPr>
-            <w:tcW w:w="7092" w:type="dxa"/>
+            <w:tcW w:w="7093" w:type="dxa"/>
             <w:tcBorders>
               <w:start w:val="single" w:sz="2" w:space="0" w:color="000000"/>
               <w:bottom w:val="single" w:sz="2" w:space="0" w:color="000000"/>
@@ -2279,7 +2095,7 @@
           </w:tcPr>
           <w:p>
             <w:pPr>
-              <w:pStyle w:val="Contenidodelatabla"/>
+              <w:pStyle w:val="Contenidodelatablauser"/>
               <w:bidi w:val="0"/>
               <w:spacing w:lineRule="atLeast" w:line="360"/>
               <w:ind w:hanging="0" w:start="0" w:end="0"/>
@@ -2313,7 +2129,7 @@
         <w:trPr/>
         <w:tc>
           <w:tcPr>
-            <w:tcW w:w="2268" w:type="dxa"/>
+            <w:tcW w:w="2267" w:type="dxa"/>
             <w:tcBorders>
               <w:start w:val="single" w:sz="2" w:space="0" w:color="000000"/>
               <w:bottom w:val="single" w:sz="2" w:space="0" w:color="000000"/>
@@ -2322,7 +2138,7 @@
           </w:tcPr>
           <w:p>
             <w:pPr>
-              <w:pStyle w:val="Contenidodelatabla"/>
+              <w:pStyle w:val="Contenidodelatablauser"/>
               <w:bidi w:val="0"/>
               <w:spacing w:lineRule="atLeast" w:line="360"/>
               <w:ind w:hanging="0" w:start="0" w:end="0"/>
@@ -2346,7 +2162,7 @@
         </w:tc>
         <w:tc>
           <w:tcPr>
-            <w:tcW w:w="7092" w:type="dxa"/>
+            <w:tcW w:w="7093" w:type="dxa"/>
             <w:tcBorders>
               <w:start w:val="single" w:sz="2" w:space="0" w:color="000000"/>
               <w:bottom w:val="single" w:sz="2" w:space="0" w:color="000000"/>
@@ -2356,55 +2172,31 @@
           </w:tcPr>
           <w:p>
             <w:pPr>
-              <w:pStyle w:val="Contenidodelatabla"/>
-              <w:bidi w:val="0"/>
-              <w:spacing w:lineRule="atLeast" w:line="360"/>
-              <w:jc w:val="start"/>
-              <w:rPr>
-                <w:rFonts w:ascii="Arial" w:hAnsi="Arial"/>
-                <w:b w:val="false"/>
-                <w:i w:val="false"/>
-                <w:caps w:val="false"/>
-                <w:smallCaps w:val="false"/>
-                <w:sz w:val="22"/>
-                <w:szCs w:val="22"/>
-              </w:rPr>
-            </w:pPr>
-            <w:r>
-              <w:rPr>
-                <w:rFonts w:ascii="Arial" w:hAnsi="Arial"/>
-                <w:b w:val="false"/>
-                <w:i w:val="false"/>
-                <w:caps w:val="false"/>
-                <w:smallCaps w:val="false"/>
-                <w:sz w:val="22"/>
-                <w:szCs w:val="22"/>
-              </w:rPr>
-              <w:t xml:space="preserve">El feedback de los stakeholders fue altamente positivo. El patrocinador, la Junta Directiva, el personal administrativo y los </w:t>
-            </w:r>
-            <w:r>
-              <w:rPr>
-                <w:rFonts w:ascii="Arial" w:hAnsi="Arial"/>
-                <w:b w:val="false"/>
-                <w:i w:val="false"/>
-                <w:caps w:val="false"/>
-                <w:smallCaps w:val="false"/>
-                <w:sz w:val="22"/>
-                <w:szCs w:val="22"/>
-              </w:rPr>
-              <w:t xml:space="preserve">representantes de los </w:t>
-            </w:r>
-            <w:r>
-              <w:rPr>
-                <w:rFonts w:ascii="Arial" w:hAnsi="Arial"/>
-                <w:b w:val="false"/>
-                <w:i w:val="false"/>
-                <w:caps w:val="false"/>
-                <w:smallCaps w:val="false"/>
-                <w:sz w:val="22"/>
-                <w:szCs w:val="22"/>
-              </w:rPr>
-              <w:t>asociados expresaron su satisfacción con el sistema y su impacto en la operación diaria de AJUPTEL.</w:t>
+              <w:pStyle w:val="Contenidodelatablauser"/>
+              <w:bidi w:val="0"/>
+              <w:spacing w:lineRule="atLeast" w:line="360"/>
+              <w:jc w:val="start"/>
+              <w:rPr>
+                <w:rFonts w:ascii="Arial" w:hAnsi="Arial"/>
+                <w:b w:val="false"/>
+                <w:i w:val="false"/>
+                <w:caps w:val="false"/>
+                <w:smallCaps w:val="false"/>
+                <w:sz w:val="22"/>
+                <w:szCs w:val="22"/>
+              </w:rPr>
+            </w:pPr>
+            <w:r>
+              <w:rPr>
+                <w:rFonts w:ascii="Arial" w:hAnsi="Arial"/>
+                <w:b w:val="false"/>
+                <w:i w:val="false"/>
+                <w:caps w:val="false"/>
+                <w:smallCaps w:val="false"/>
+                <w:sz w:val="22"/>
+                <w:szCs w:val="22"/>
+              </w:rPr>
+              <w:t>El feedback de los stakeholders fue altamente positivo. El patrocinador, la Junta Directiva, el personal administrativo y los representantes de los asociados expresaron su satisfacción con el sistema y su impacto en la operación diaria de AJUPTEL.</w:t>
             </w:r>
           </w:p>
         </w:tc>
@@ -2479,7 +2271,7 @@
           </w:tcPr>
           <w:p>
             <w:pPr>
-              <w:pStyle w:val="Ttulodelatabla"/>
+              <w:pStyle w:val="Ttulodelatablauser"/>
               <w:bidi w:val="0"/>
               <w:spacing w:lineRule="atLeast" w:line="360"/>
               <w:ind w:hanging="0" w:start="0" w:end="0"/>
@@ -2522,7 +2314,7 @@
           </w:tcPr>
           <w:p>
             <w:pPr>
-              <w:pStyle w:val="Ttulodelatabla"/>
+              <w:pStyle w:val="Ttulodelatablauser"/>
               <w:bidi w:val="0"/>
               <w:spacing w:lineRule="atLeast" w:line="360"/>
               <w:ind w:hanging="0" w:start="0" w:end="0"/>
@@ -2565,7 +2357,7 @@
           </w:tcPr>
           <w:p>
             <w:pPr>
-              <w:pStyle w:val="Contenidodelatabla"/>
+              <w:pStyle w:val="Contenidodelatablauser"/>
               <w:bidi w:val="0"/>
               <w:spacing w:lineRule="atLeast" w:line="360"/>
               <w:ind w:hanging="0" w:start="0" w:end="0"/>
@@ -2599,7 +2391,7 @@
           </w:tcPr>
           <w:p>
             <w:pPr>
-              <w:pStyle w:val="Contenidodelatabla"/>
+              <w:pStyle w:val="Contenidodelatablauser"/>
               <w:bidi w:val="0"/>
               <w:spacing w:lineRule="atLeast" w:line="360"/>
               <w:ind w:hanging="0" w:start="0" w:end="0"/>
@@ -2642,7 +2434,7 @@
           </w:tcPr>
           <w:p>
             <w:pPr>
-              <w:pStyle w:val="Contenidodelatabla"/>
+              <w:pStyle w:val="Contenidodelatablauser"/>
               <w:bidi w:val="0"/>
               <w:spacing w:lineRule="atLeast" w:line="360"/>
               <w:ind w:hanging="0" w:start="0" w:end="0"/>
@@ -2676,7 +2468,7 @@
           </w:tcPr>
           <w:p>
             <w:pPr>
-              <w:pStyle w:val="Contenidodelatabla"/>
+              <w:pStyle w:val="Contenidodelatablauser"/>
               <w:bidi w:val="0"/>
               <w:spacing w:lineRule="atLeast" w:line="360"/>
               <w:ind w:hanging="0" w:start="0" w:end="0"/>
@@ -2719,7 +2511,7 @@
           </w:tcPr>
           <w:p>
             <w:pPr>
-              <w:pStyle w:val="Contenidodelatabla"/>
+              <w:pStyle w:val="Contenidodelatablauser"/>
               <w:bidi w:val="0"/>
               <w:spacing w:lineRule="atLeast" w:line="360"/>
               <w:ind w:hanging="0" w:start="0" w:end="0"/>
@@ -2753,7 +2545,7 @@
           </w:tcPr>
           <w:p>
             <w:pPr>
-              <w:pStyle w:val="Contenidodelatabla"/>
+              <w:pStyle w:val="Contenidodelatablauser"/>
               <w:bidi w:val="0"/>
               <w:spacing w:lineRule="atLeast" w:line="330"/>
               <w:ind w:hanging="0" w:start="0" w:end="0"/>
@@ -2769,17 +2561,17 @@
                 <w:smallCaps w:val="false"/>
                 <w:sz w:val="22"/>
                 <w:szCs w:val="22"/>
-                <w:shd w:fill="FFFF00" w:val="clear"/>
+                <w:shd w:fill="auto" w:val="clear"/>
               </w:rPr>
               <w:t>La configuración de Laravel Sanctum con cookies HttpOnly requirió ajustes en </w:t>
             </w:r>
             <w:r>
               <w:rPr>
-                <w:rStyle w:val="Textooriginal"/>
-                <w:rFonts w:ascii="Arial" w:hAnsi="Arial"/>
-                <w:sz w:val="22"/>
-                <w:szCs w:val="22"/>
-                <w:shd w:fill="FFFF00" w:val="clear"/>
+                <w:rStyle w:val="Textooriginaluser"/>
+                <w:rFonts w:ascii="Arial" w:hAnsi="Arial"/>
+                <w:sz w:val="22"/>
+                <w:szCs w:val="22"/>
+                <w:shd w:fill="auto" w:val="clear"/>
               </w:rPr>
               <w:t>SESSION_DOMAIN</w:t>
             </w:r>
@@ -2788,17 +2580,17 @@
                 <w:rFonts w:ascii="Arial" w:hAnsi="Arial"/>
                 <w:sz w:val="22"/>
                 <w:szCs w:val="22"/>
-                <w:shd w:fill="FFFF00" w:val="clear"/>
+                <w:shd w:fill="auto" w:val="clear"/>
               </w:rPr>
               <w:t> y </w:t>
             </w:r>
             <w:r>
               <w:rPr>
-                <w:rStyle w:val="Textooriginal"/>
-                <w:rFonts w:ascii="Arial" w:hAnsi="Arial"/>
-                <w:sz w:val="22"/>
-                <w:szCs w:val="22"/>
-                <w:shd w:fill="FFFF00" w:val="clear"/>
+                <w:rStyle w:val="Textooriginaluser"/>
+                <w:rFonts w:ascii="Arial" w:hAnsi="Arial"/>
+                <w:sz w:val="22"/>
+                <w:szCs w:val="22"/>
+                <w:shd w:fill="auto" w:val="clear"/>
               </w:rPr>
               <w:t>SANCTUM_STATEFUL_DOMAINS</w:t>
             </w:r>
@@ -2811,7 +2603,7 @@
                 <w:smallCaps w:val="false"/>
                 <w:sz w:val="22"/>
                 <w:szCs w:val="22"/>
-                <w:shd w:fill="FFFF00" w:val="clear"/>
+                <w:shd w:fill="auto" w:val="clear"/>
               </w:rPr>
               <w:t> que no estaban completamente documentados, lo que generó pérdida de tiempo en el Sprint 1.</w:t>
             </w:r>
@@ -2831,7 +2623,7 @@
           </w:tcPr>
           <w:p>
             <w:pPr>
-              <w:pStyle w:val="Contenidodelatabla"/>
+              <w:pStyle w:val="Contenidodelatablauser"/>
               <w:bidi w:val="0"/>
               <w:spacing w:lineRule="atLeast" w:line="360"/>
               <w:ind w:hanging="0" w:start="0" w:end="0"/>
@@ -2865,33 +2657,26 @@
           </w:tcPr>
           <w:p>
             <w:pPr>
-              <w:pStyle w:val="Contenidodelatabla"/>
-              <w:bidi w:val="0"/>
-              <w:spacing w:lineRule="atLeast" w:line="360"/>
-              <w:ind w:hanging="0" w:start="0" w:end="0"/>
-              <w:jc w:val="start"/>
-              <w:rPr>
-                <w:rFonts w:ascii="Arial" w:hAnsi="Arial"/>
-                <w:b w:val="false"/>
-                <w:i w:val="false"/>
-                <w:caps w:val="false"/>
-                <w:smallCaps w:val="false"/>
-                <w:sz w:val="22"/>
-                <w:szCs w:val="22"/>
+              <w:pStyle w:val="Contenidodelatablauser"/>
+              <w:bidi w:val="0"/>
+              <w:spacing w:lineRule="atLeast" w:line="360"/>
+              <w:ind w:hanging="0" w:start="0" w:end="0"/>
+              <w:jc w:val="start"/>
+              <w:rPr>
                 <w:highlight w:val="none"/>
-                <w:shd w:fill="FFFF00" w:val="clear"/>
-              </w:rPr>
-            </w:pPr>
-            <w:r>
-              <w:rPr>
-                <w:rFonts w:ascii="Arial" w:hAnsi="Arial"/>
-                <w:b w:val="false"/>
-                <w:i w:val="false"/>
-                <w:caps w:val="false"/>
-                <w:smallCaps w:val="false"/>
-                <w:sz w:val="22"/>
-                <w:szCs w:val="22"/>
-                <w:shd w:fill="FFFF00" w:val="clear"/>
+                <w:shd w:fill="auto" w:val="clear"/>
+              </w:rPr>
+            </w:pPr>
+            <w:r>
+              <w:rPr>
+                <w:rFonts w:ascii="Arial" w:hAnsi="Arial"/>
+                <w:b w:val="false"/>
+                <w:i w:val="false"/>
+                <w:caps w:val="false"/>
+                <w:smallCaps w:val="false"/>
+                <w:sz w:val="22"/>
+                <w:szCs w:val="22"/>
+                <w:shd w:fill="auto" w:val="clear"/>
               </w:rPr>
               <w:t>Las pruebas de rendimiento en dispositivos móviles se realizaron en el Sprint 6, cuando ya se había desarrollado la funcionalidad. Esto retrasó la detección de problemas de compresión y latencia.</w:t>
             </w:r>
@@ -2911,7 +2696,7 @@
           </w:tcPr>
           <w:p>
             <w:pPr>
-              <w:pStyle w:val="Contenidodelatabla"/>
+              <w:pStyle w:val="Contenidodelatablauser"/>
               <w:bidi w:val="0"/>
               <w:spacing w:lineRule="atLeast" w:line="360"/>
               <w:ind w:hanging="0" w:start="0" w:end="0"/>
@@ -2945,7 +2730,7 @@
           </w:tcPr>
           <w:p>
             <w:pPr>
-              <w:pStyle w:val="Contenidodelatabla"/>
+              <w:pStyle w:val="Contenidodelatablauser"/>
               <w:bidi w:val="0"/>
               <w:spacing w:lineRule="atLeast" w:line="360"/>
               <w:jc w:val="start"/>
@@ -3024,8 +2809,8 @@
         </w:tblCellMar>
       </w:tblPr>
       <w:tblGrid>
-        <w:gridCol w:w="2913"/>
-        <w:gridCol w:w="6447"/>
+        <w:gridCol w:w="2912"/>
+        <w:gridCol w:w="6448"/>
       </w:tblGrid>
       <w:tr>
         <w:trPr>
@@ -3033,7 +2818,7 @@
         </w:trPr>
         <w:tc>
           <w:tcPr>
-            <w:tcW w:w="2913" w:type="dxa"/>
+            <w:tcW w:w="2912" w:type="dxa"/>
             <w:tcBorders>
               <w:top w:val="single" w:sz="2" w:space="0" w:color="000000"/>
               <w:start w:val="single" w:sz="2" w:space="0" w:color="000000"/>
@@ -3044,7 +2829,7 @@
           </w:tcPr>
           <w:p>
             <w:pPr>
-              <w:pStyle w:val="Ttulodelatabla"/>
+              <w:pStyle w:val="Ttulodelatablauser"/>
               <w:bidi w:val="0"/>
               <w:spacing w:lineRule="atLeast" w:line="360"/>
               <w:ind w:hanging="0" w:start="0" w:end="0"/>
@@ -3075,7 +2860,7 @@
         </w:tc>
         <w:tc>
           <w:tcPr>
-            <w:tcW w:w="6447" w:type="dxa"/>
+            <w:tcW w:w="6448" w:type="dxa"/>
             <w:tcBorders>
               <w:top w:val="single" w:sz="2" w:space="0" w:color="000000"/>
               <w:start w:val="single" w:sz="2" w:space="0" w:color="000000"/>
@@ -3087,7 +2872,7 @@
           </w:tcPr>
           <w:p>
             <w:pPr>
-              <w:pStyle w:val="Ttulodelatabla"/>
+              <w:pStyle w:val="Ttulodelatablauser"/>
               <w:bidi w:val="0"/>
               <w:spacing w:lineRule="atLeast" w:line="360"/>
               <w:ind w:hanging="0" w:start="0" w:end="0"/>
@@ -3121,7 +2906,7 @@
         <w:trPr/>
         <w:tc>
           <w:tcPr>
-            <w:tcW w:w="2913" w:type="dxa"/>
+            <w:tcW w:w="2912" w:type="dxa"/>
             <w:tcBorders>
               <w:start w:val="single" w:sz="2" w:space="0" w:color="000000"/>
               <w:bottom w:val="single" w:sz="2" w:space="0" w:color="000000"/>
@@ -3130,7 +2915,7 @@
           </w:tcPr>
           <w:p>
             <w:pPr>
-              <w:pStyle w:val="Contenidodelatabla"/>
+              <w:pStyle w:val="Contenidodelatablauser"/>
               <w:bidi w:val="0"/>
               <w:spacing w:lineRule="atLeast" w:line="360"/>
               <w:ind w:hanging="0" w:start="0" w:end="0"/>
@@ -3154,7 +2939,7 @@
         </w:tc>
         <w:tc>
           <w:tcPr>
-            <w:tcW w:w="6447" w:type="dxa"/>
+            <w:tcW w:w="6448" w:type="dxa"/>
             <w:tcBorders>
               <w:start w:val="single" w:sz="2" w:space="0" w:color="000000"/>
               <w:bottom w:val="single" w:sz="2" w:space="0" w:color="000000"/>
@@ -3164,7 +2949,7 @@
           </w:tcPr>
           <w:p>
             <w:pPr>
-              <w:pStyle w:val="Contenidodelatabla"/>
+              <w:pStyle w:val="Contenidodelatablauser"/>
               <w:bidi w:val="0"/>
               <w:spacing w:lineRule="atLeast" w:line="360"/>
               <w:ind w:hanging="0" w:start="0" w:end="0"/>
@@ -3198,7 +2983,7 @@
         <w:trPr/>
         <w:tc>
           <w:tcPr>
-            <w:tcW w:w="2913" w:type="dxa"/>
+            <w:tcW w:w="2912" w:type="dxa"/>
             <w:tcBorders>
               <w:start w:val="single" w:sz="2" w:space="0" w:color="000000"/>
               <w:bottom w:val="single" w:sz="2" w:space="0" w:color="000000"/>
@@ -3207,7 +2992,7 @@
           </w:tcPr>
           <w:p>
             <w:pPr>
-              <w:pStyle w:val="Contenidodelatabla"/>
+              <w:pStyle w:val="Contenidodelatablauser"/>
               <w:bidi w:val="0"/>
               <w:spacing w:lineRule="atLeast" w:line="360"/>
               <w:ind w:hanging="0" w:start="0" w:end="0"/>
@@ -3225,26 +3010,13 @@
                 <w:sz w:val="22"/>
                 <w:szCs w:val="22"/>
               </w:rPr>
-              <w:t xml:space="preserve">Documentar configuraciones críticas desde </w:t>
-            </w:r>
-            <w:r>
-              <w:rPr>
-                <w:rStyle w:val="Strong"/>
-                <w:rFonts w:ascii="Arial" w:hAnsi="Arial"/>
-                <w:b/>
-                <w:i w:val="false"/>
-                <w:caps w:val="false"/>
-                <w:smallCaps w:val="false"/>
-                <w:sz w:val="22"/>
-                <w:szCs w:val="22"/>
-              </w:rPr>
-              <w:t>la Fase de reparación Técnica (Inicio)</w:t>
-            </w:r>
-          </w:p>
-        </w:tc>
-        <w:tc>
-          <w:tcPr>
-            <w:tcW w:w="6447" w:type="dxa"/>
+              <w:t>Documentar configuraciones críticas desde la Fase de reparación Técnica (Inicio)</w:t>
+            </w:r>
+          </w:p>
+        </w:tc>
+        <w:tc>
+          <w:tcPr>
+            <w:tcW w:w="6448" w:type="dxa"/>
             <w:tcBorders>
               <w:start w:val="single" w:sz="2" w:space="0" w:color="000000"/>
               <w:bottom w:val="single" w:sz="2" w:space="0" w:color="000000"/>
@@ -3254,7 +3026,7 @@
           </w:tcPr>
           <w:p>
             <w:pPr>
-              <w:pStyle w:val="Contenidodelatabla"/>
+              <w:pStyle w:val="Contenidodelatablauser"/>
               <w:bidi w:val="0"/>
               <w:spacing w:lineRule="atLeast" w:line="360"/>
               <w:ind w:hanging="0" w:start="0" w:end="0"/>
@@ -3288,7 +3060,7 @@
         <w:trPr/>
         <w:tc>
           <w:tcPr>
-            <w:tcW w:w="2913" w:type="dxa"/>
+            <w:tcW w:w="2912" w:type="dxa"/>
             <w:tcBorders>
               <w:start w:val="single" w:sz="2" w:space="0" w:color="000000"/>
               <w:bottom w:val="single" w:sz="2" w:space="0" w:color="000000"/>
@@ -3297,7 +3069,7 @@
           </w:tcPr>
           <w:p>
             <w:pPr>
-              <w:pStyle w:val="Contenidodelatabla"/>
+              <w:pStyle w:val="Contenidodelatablauser"/>
               <w:bidi w:val="0"/>
               <w:spacing w:lineRule="atLeast" w:line="360"/>
               <w:ind w:hanging="0" w:start="0" w:end="0"/>
@@ -3321,7 +3093,7 @@
         </w:tc>
         <w:tc>
           <w:tcPr>
-            <w:tcW w:w="6447" w:type="dxa"/>
+            <w:tcW w:w="6448" w:type="dxa"/>
             <w:tcBorders>
               <w:start w:val="single" w:sz="2" w:space="0" w:color="000000"/>
               <w:bottom w:val="single" w:sz="2" w:space="0" w:color="000000"/>
@@ -3331,7 +3103,7 @@
           </w:tcPr>
           <w:p>
             <w:pPr>
-              <w:pStyle w:val="Contenidodelatabla"/>
+              <w:pStyle w:val="Contenidodelatablauser"/>
               <w:bidi w:val="0"/>
               <w:spacing w:lineRule="atLeast" w:line="360"/>
               <w:ind w:hanging="0" w:start="0" w:end="0"/>
@@ -3365,7 +3137,7 @@
         <w:trPr/>
         <w:tc>
           <w:tcPr>
-            <w:tcW w:w="2913" w:type="dxa"/>
+            <w:tcW w:w="2912" w:type="dxa"/>
             <w:tcBorders>
               <w:start w:val="single" w:sz="2" w:space="0" w:color="000000"/>
               <w:bottom w:val="single" w:sz="2" w:space="0" w:color="000000"/>
@@ -3374,7 +3146,7 @@
           </w:tcPr>
           <w:p>
             <w:pPr>
-              <w:pStyle w:val="Contenidodelatabla"/>
+              <w:pStyle w:val="Contenidodelatablauser"/>
               <w:bidi w:val="0"/>
               <w:spacing w:lineRule="atLeast" w:line="360"/>
               <w:ind w:hanging="0" w:start="0" w:end="0"/>
@@ -3398,7 +3170,7 @@
         </w:tc>
         <w:tc>
           <w:tcPr>
-            <w:tcW w:w="6447" w:type="dxa"/>
+            <w:tcW w:w="6448" w:type="dxa"/>
             <w:tcBorders>
               <w:start w:val="single" w:sz="2" w:space="0" w:color="000000"/>
               <w:bottom w:val="single" w:sz="2" w:space="0" w:color="000000"/>
@@ -3408,7 +3180,7 @@
           </w:tcPr>
           <w:p>
             <w:pPr>
-              <w:pStyle w:val="Contenidodelatabla"/>
+              <w:pStyle w:val="Contenidodelatablauser"/>
               <w:bidi w:val="0"/>
               <w:spacing w:lineRule="atLeast" w:line="360"/>
               <w:ind w:hanging="0" w:start="0" w:end="0"/>
@@ -3442,7 +3214,7 @@
         <w:trPr/>
         <w:tc>
           <w:tcPr>
-            <w:tcW w:w="2913" w:type="dxa"/>
+            <w:tcW w:w="2912" w:type="dxa"/>
             <w:tcBorders>
               <w:start w:val="single" w:sz="2" w:space="0" w:color="000000"/>
               <w:bottom w:val="single" w:sz="2" w:space="0" w:color="000000"/>
@@ -3451,7 +3223,7 @@
           </w:tcPr>
           <w:p>
             <w:pPr>
-              <w:pStyle w:val="Contenidodelatabla"/>
+              <w:pStyle w:val="Contenidodelatablauser"/>
               <w:bidi w:val="0"/>
               <w:spacing w:lineRule="atLeast" w:line="360"/>
               <w:ind w:hanging="0" w:start="0" w:end="0"/>
@@ -3475,7 +3247,7 @@
         </w:tc>
         <w:tc>
           <w:tcPr>
-            <w:tcW w:w="6447" w:type="dxa"/>
+            <w:tcW w:w="6448" w:type="dxa"/>
             <w:tcBorders>
               <w:start w:val="single" w:sz="2" w:space="0" w:color="000000"/>
               <w:bottom w:val="single" w:sz="2" w:space="0" w:color="000000"/>
@@ -3485,7 +3257,7 @@
           </w:tcPr>
           <w:p>
             <w:pPr>
-              <w:pStyle w:val="Contenidodelatabla"/>
+              <w:pStyle w:val="Contenidodelatablauser"/>
               <w:bidi w:val="0"/>
               <w:spacing w:lineRule="atLeast" w:line="360"/>
               <w:jc w:val="start"/>
@@ -3661,7 +3433,7 @@
           </w:tcPr>
           <w:p>
             <w:pPr>
-              <w:pStyle w:val="Ttulodelatabla"/>
+              <w:pStyle w:val="Ttulodelatablauser"/>
               <w:bidi w:val="0"/>
               <w:spacing w:lineRule="atLeast" w:line="360"/>
               <w:ind w:hanging="0" w:start="0" w:end="0"/>
@@ -3704,7 +3476,7 @@
           </w:tcPr>
           <w:p>
             <w:pPr>
-              <w:pStyle w:val="Ttulodelatabla"/>
+              <w:pStyle w:val="Ttulodelatablauser"/>
               <w:bidi w:val="0"/>
               <w:spacing w:lineRule="atLeast" w:line="360"/>
               <w:ind w:hanging="0" w:start="0" w:end="0"/>
@@ -3747,7 +3519,7 @@
           </w:tcPr>
           <w:p>
             <w:pPr>
-              <w:pStyle w:val="Contenidodelatabla"/>
+              <w:pStyle w:val="Contenidodelatablauser"/>
               <w:bidi w:val="0"/>
               <w:spacing w:lineRule="atLeast" w:line="360"/>
               <w:ind w:hanging="0" w:start="0" w:end="0"/>
@@ -3781,7 +3553,7 @@
           </w:tcPr>
           <w:p>
             <w:pPr>
-              <w:pStyle w:val="Contenidodelatabla"/>
+              <w:pStyle w:val="Contenidodelatablauser"/>
               <w:bidi w:val="0"/>
               <w:spacing w:lineRule="atLeast" w:line="360"/>
               <w:ind w:hanging="0" w:start="0" w:end="0"/>
@@ -3824,7 +3596,7 @@
           </w:tcPr>
           <w:p>
             <w:pPr>
-              <w:pStyle w:val="Contenidodelatabla"/>
+              <w:pStyle w:val="Contenidodelatablauser"/>
               <w:bidi w:val="0"/>
               <w:spacing w:lineRule="atLeast" w:line="360"/>
               <w:ind w:hanging="0" w:start="0" w:end="0"/>
@@ -3858,7 +3630,7 @@
           </w:tcPr>
           <w:p>
             <w:pPr>
-              <w:pStyle w:val="Contenidodelatabla"/>
+              <w:pStyle w:val="Contenidodelatablauser"/>
               <w:bidi w:val="0"/>
               <w:spacing w:lineRule="atLeast" w:line="360"/>
               <w:ind w:hanging="0" w:start="0" w:end="0"/>
@@ -3901,7 +3673,7 @@
           </w:tcPr>
           <w:p>
             <w:pPr>
-              <w:pStyle w:val="Contenidodelatabla"/>
+              <w:pStyle w:val="Contenidodelatablauser"/>
               <w:bidi w:val="0"/>
               <w:spacing w:lineRule="atLeast" w:line="360"/>
               <w:ind w:hanging="0" w:start="0" w:end="0"/>
@@ -3935,7 +3707,7 @@
           </w:tcPr>
           <w:p>
             <w:pPr>
-              <w:pStyle w:val="Contenidodelatabla"/>
+              <w:pStyle w:val="Contenidodelatablauser"/>
               <w:bidi w:val="0"/>
               <w:spacing w:lineRule="atLeast" w:line="360"/>
               <w:ind w:hanging="0" w:start="0" w:end="0"/>
@@ -3978,7 +3750,7 @@
           </w:tcPr>
           <w:p>
             <w:pPr>
-              <w:pStyle w:val="Contenidodelatabla"/>
+              <w:pStyle w:val="Contenidodelatablauser"/>
               <w:bidi w:val="0"/>
               <w:spacing w:lineRule="atLeast" w:line="360"/>
               <w:ind w:hanging="0" w:start="0" w:end="0"/>
@@ -4012,33 +3784,26 @@
           </w:tcPr>
           <w:p>
             <w:pPr>
-              <w:pStyle w:val="Contenidodelatabla"/>
-              <w:bidi w:val="0"/>
-              <w:spacing w:lineRule="atLeast" w:line="360"/>
-              <w:ind w:hanging="0" w:start="0" w:end="0"/>
-              <w:jc w:val="start"/>
-              <w:rPr>
-                <w:rFonts w:ascii="Arial" w:hAnsi="Arial"/>
-                <w:b w:val="false"/>
-                <w:i w:val="false"/>
-                <w:caps w:val="false"/>
-                <w:smallCaps w:val="false"/>
-                <w:sz w:val="22"/>
-                <w:szCs w:val="22"/>
+              <w:pStyle w:val="Contenidodelatablauser"/>
+              <w:bidi w:val="0"/>
+              <w:spacing w:lineRule="atLeast" w:line="360"/>
+              <w:ind w:hanging="0" w:start="0" w:end="0"/>
+              <w:jc w:val="start"/>
+              <w:rPr>
                 <w:highlight w:val="none"/>
-                <w:shd w:fill="FFFF00" w:val="clear"/>
-              </w:rPr>
-            </w:pPr>
-            <w:r>
-              <w:rPr>
-                <w:rFonts w:ascii="Arial" w:hAnsi="Arial"/>
-                <w:b w:val="false"/>
-                <w:i w:val="false"/>
-                <w:caps w:val="false"/>
-                <w:smallCaps w:val="false"/>
-                <w:sz w:val="22"/>
-                <w:szCs w:val="22"/>
-                <w:shd w:fill="FFFF00" w:val="clear"/>
+                <w:shd w:fill="auto" w:val="clear"/>
+              </w:rPr>
+            </w:pPr>
+            <w:r>
+              <w:rPr>
+                <w:rFonts w:ascii="Arial" w:hAnsi="Arial"/>
+                <w:b w:val="false"/>
+                <w:i w:val="false"/>
+                <w:caps w:val="false"/>
+                <w:smallCaps w:val="false"/>
+                <w:sz w:val="22"/>
+                <w:szCs w:val="22"/>
+                <w:shd w:fill="auto" w:val="clear"/>
               </w:rPr>
               <w:t>Monitorear el crecimiento de la base de datos y el tráfico de usuarios. Si el número de asociados supera los 1.000, considerar migrar a un VPS con Nginx/PHP-FPM para mejorar el rendimiento.</w:t>
             </w:r>
@@ -4058,7 +3823,7 @@
           </w:tcPr>
           <w:p>
             <w:pPr>
-              <w:pStyle w:val="Contenidodelatabla"/>
+              <w:pStyle w:val="Contenidodelatablauser"/>
               <w:bidi w:val="0"/>
               <w:spacing w:lineRule="atLeast" w:line="360"/>
               <w:ind w:hanging="0" w:start="0" w:end="0"/>
@@ -4092,7 +3857,7 @@
           </w:tcPr>
           <w:p>
             <w:pPr>
-              <w:pStyle w:val="Contenidodelatabla"/>
+              <w:pStyle w:val="Contenidodelatablauser"/>
               <w:bidi w:val="0"/>
               <w:spacing w:lineRule="atLeast" w:line="360"/>
               <w:ind w:hanging="0" w:start="0" w:end="0"/>
@@ -4131,7 +3896,7 @@
           </w:tcPr>
           <w:p>
             <w:pPr>
-              <w:pStyle w:val="Contenidodelatabla"/>
+              <w:pStyle w:val="Contenidodelatablauser"/>
               <w:bidi w:val="0"/>
               <w:spacing w:lineRule="atLeast" w:line="360"/>
               <w:ind w:hanging="0" w:start="0" w:end="0"/>
@@ -4165,7 +3930,7 @@
           </w:tcPr>
           <w:p>
             <w:pPr>
-              <w:pStyle w:val="Contenidodelatabla"/>
+              <w:pStyle w:val="Contenidodelatablauser"/>
               <w:bidi w:val="0"/>
               <w:spacing w:lineRule="atLeast" w:line="360"/>
               <w:ind w:hanging="0" w:start="0" w:end="0"/>
@@ -4186,20 +3951,7 @@
                 <w:szCs w:val="22"/>
                 <w:shd w:fill="auto" w:val="clear"/>
               </w:rPr>
-              <w:t xml:space="preserve">Configurar respaldos automáticos diarios de la base de datos y los archivos almacenados (documentos escaneados) </w:t>
-            </w:r>
-            <w:r>
-              <w:rPr>
-                <w:rFonts w:ascii="Arial" w:hAnsi="Arial"/>
-                <w:b w:val="false"/>
-                <w:i w:val="false"/>
-                <w:caps w:val="false"/>
-                <w:smallCaps w:val="false"/>
-                <w:sz w:val="22"/>
-                <w:szCs w:val="22"/>
-                <w:shd w:fill="auto" w:val="clear"/>
-              </w:rPr>
-              <w:t>en espacio local y con transferencia a medios físicos extraíbles.</w:t>
+              <w:t>Configurar respaldos automáticos diarios de la base de datos y los archivos almacenados (documentos escaneados) en espacio local y con transferencia a medios físicos extraíbles.</w:t>
             </w:r>
           </w:p>
         </w:tc>
@@ -4217,7 +3969,7 @@
           </w:tcPr>
           <w:p>
             <w:pPr>
-              <w:pStyle w:val="Contenidodelatabla"/>
+              <w:pStyle w:val="Contenidodelatablauser"/>
               <w:bidi w:val="0"/>
               <w:spacing w:lineRule="atLeast" w:line="360"/>
               <w:ind w:hanging="0" w:start="0" w:end="0"/>
@@ -4251,7 +4003,7 @@
           </w:tcPr>
           <w:p>
             <w:pPr>
-              <w:pStyle w:val="Contenidodelatabla"/>
+              <w:pStyle w:val="Contenidodelatablauser"/>
               <w:bidi w:val="0"/>
               <w:spacing w:lineRule="atLeast" w:line="360"/>
               <w:jc w:val="start"/>
@@ -4336,34 +4088,47 @@
         <w:rPr>
           <w:rStyle w:val="Strong"/>
           <w:rFonts w:ascii="Arial" w:hAnsi="Arial"/>
-          <w:sz w:val="22"/>
-          <w:szCs w:val="22"/>
-        </w:rPr>
-        <w:t>"Sistema de Información Web Responsivo para la Gestión de Datos de AJUPTEL, Región Carabobo"</w:t>
-      </w:r>
-      <w:r>
-        <w:rPr>
-          <w:rFonts w:ascii="Arial" w:hAnsi="Arial"/>
-          <w:sz w:val="22"/>
-          <w:szCs w:val="22"/>
-        </w:rPr>
-        <w:t> ha culminado con éxito, cumpliendo con los objetivos estratégicos planteados en el Acta de Constitución y el Caso de Negocio. A lo largo de</w:t>
-      </w:r>
-      <w:r>
-        <w:rPr>
-          <w:rFonts w:ascii="Arial" w:hAnsi="Arial"/>
-          <w:sz w:val="22"/>
-          <w:szCs w:val="22"/>
-        </w:rPr>
-        <w:t>l desarrollo del proyecto el equipo scrum</w:t>
-      </w:r>
-      <w:r>
-        <w:rPr>
-          <w:rFonts w:ascii="Arial" w:hAnsi="Arial"/>
-          <w:sz w:val="22"/>
-          <w:szCs w:val="22"/>
-        </w:rPr>
-        <w:t xml:space="preserve"> logró:</w:t>
+          <w:b w:val="false"/>
+          <w:bCs w:val="false"/>
+          <w:sz w:val="22"/>
+          <w:szCs w:val="22"/>
+        </w:rPr>
+        <w:t>"</w:t>
+      </w:r>
+      <w:r>
+        <w:rPr>
+          <w:rStyle w:val="Strong"/>
+          <w:rFonts w:ascii="Arial" w:hAnsi="Arial"/>
+          <w:b w:val="false"/>
+          <w:bCs w:val="false"/>
+          <w:i w:val="false"/>
+          <w:caps w:val="false"/>
+          <w:smallCaps w:val="false"/>
+          <w:color w:val="auto"/>
+          <w:spacing w:val="0"/>
+          <w:sz w:val="22"/>
+          <w:szCs w:val="22"/>
+        </w:rPr>
+        <w:t>Sistema de Información Web Responsivo con Integración de Portal Informativo y Chatbot Interactivo con Inteligencia Artificial orientado a la optimización de la gestión de datos de la AJUPTEL, Región Carabobo</w:t>
+      </w:r>
+      <w:r>
+        <w:rPr>
+          <w:rStyle w:val="Strong"/>
+          <w:rFonts w:ascii="Arial" w:hAnsi="Arial"/>
+          <w:b w:val="false"/>
+          <w:bCs w:val="false"/>
+          <w:sz w:val="22"/>
+          <w:szCs w:val="22"/>
+        </w:rPr>
+        <w:t>"</w:t>
+      </w:r>
+      <w:r>
+        <w:rPr>
+          <w:rFonts w:ascii="Arial" w:hAnsi="Arial"/>
+          <w:sz w:val="22"/>
+          <w:szCs w:val="22"/>
+        </w:rPr>
+        <w:t> ha culminado con éxito, cumpliendo con los objetivos estratégicos planteados en el Acta de Constitución y el Caso de Negocio. A lo largo del desarrollo del proyecto el equipo scrum logró:</w:t>
       </w:r>
     </w:p>
     <w:p>
@@ -4568,24 +4333,15 @@
           <w:szCs w:val="22"/>
           <w:shd w:fill="auto" w:val="clear"/>
         </w:rPr>
-        <w:t xml:space="preserve"> y el personal administrativo y la Junta Directiva capacitados.</w:t>
-      </w:r>
-      <w:r>
-        <w:rPr>
-          <w:rFonts w:ascii="Arial" w:hAnsi="Arial"/>
-          <w:sz w:val="22"/>
-          <w:szCs w:val="22"/>
-          <w:shd w:fill="auto" w:val="clear"/>
-        </w:rPr>
-        <w:t xml:space="preserve"> L</w:t>
-      </w:r>
-      <w:r>
-        <w:rPr>
-          <w:rFonts w:ascii="Arial" w:hAnsi="Arial"/>
-          <w:sz w:val="22"/>
-          <w:szCs w:val="22"/>
-        </w:rPr>
-        <w:t>a asociación AJUPTEL cuenta ahora con una herramienta tecnológica que no solo optimiza su gestión interna, sino que también mejora la calidad de vida de sus agremiados al facilitar el acceso a la información y los servicios.</w:t>
+        <w:t xml:space="preserve"> y el personal administrativo y la Junta Directiva capacitados. L</w:t>
+      </w:r>
+      <w:r>
+        <w:rPr>
+          <w:rFonts w:ascii="Arial" w:hAnsi="Arial"/>
+          <w:sz w:val="22"/>
+          <w:szCs w:val="22"/>
+        </w:rPr>
+        <w:t>a AJUPTEL cuenta ahora con una herramienta tecnológica que no solo optimiza su gestión interna, sino que también mejora la calidad de vida de sus agremiados al facilitar el acceso a la información y los servicios.</w:t>
       </w:r>
     </w:p>
     <w:p>
@@ -4611,23 +4367,7 @@
           <w:sz w:val="22"/>
           <w:szCs w:val="22"/>
         </w:rPr>
-        <w:t> La combinación de una metodología ágil (</w:t>
-      </w:r>
-      <w:r>
-        <w:rPr>
-          <w:rFonts w:ascii="Arial" w:hAnsi="Arial"/>
-          <w:sz w:val="22"/>
-          <w:szCs w:val="22"/>
-        </w:rPr>
-        <w:t xml:space="preserve">marco de trabajo </w:t>
-      </w:r>
-      <w:r>
-        <w:rPr>
-          <w:rFonts w:ascii="Arial" w:hAnsi="Arial"/>
-          <w:sz w:val="22"/>
-          <w:szCs w:val="22"/>
-        </w:rPr>
-        <w:t>Scrum), un equipo comprometido y una comunicación constante con los stakeholders ha sido clave para el éxito del proyecto. La capacidad de adaptación ante imprevistos y la disciplina para mantener la calidad han sido factores determinantes. Este proyecto deja una base sólida para futuras iniciativas de transformación digital en AJUPTEL y sirve como modelo replicable para otras organizaciones sociales en Venezuela.</w:t>
+        <w:t> La combinación de una metodología ágil (marco de trabajo Scrum), un equipo comprometido y una comunicación constante con los stakeholders ha sido clave para el éxito del proyecto. La capacidad de adaptación ante imprevistos y la disciplina para mantener la calidad han sido factores determinantes. Este proyecto deja una base sólida para futuras iniciativas de transformación digital en AJUPTEL y sirve como modelo replicable para otras organizaciones sociales en Venezuela.</w:t>
       </w:r>
     </w:p>
     <w:p>
@@ -4950,7 +4690,7 @@
           </w:tcPr>
           <w:p>
             <w:pPr>
-              <w:pStyle w:val="Ttulodelatabla"/>
+              <w:pStyle w:val="Ttulodelatablauser"/>
               <w:bidi w:val="0"/>
               <w:spacing w:lineRule="atLeast" w:line="360"/>
               <w:ind w:hanging="0" w:start="0" w:end="0"/>
@@ -4989,7 +4729,7 @@
           </w:tcPr>
           <w:p>
             <w:pPr>
-              <w:pStyle w:val="Ttulodelatabla"/>
+              <w:pStyle w:val="Ttulodelatablauser"/>
               <w:bidi w:val="0"/>
               <w:spacing w:lineRule="atLeast" w:line="360"/>
               <w:ind w:hanging="0" w:start="0" w:end="0"/>
@@ -5029,7 +4769,7 @@
           </w:tcPr>
           <w:p>
             <w:pPr>
-              <w:pStyle w:val="Ttulodelatabla"/>
+              <w:pStyle w:val="Ttulodelatablauser"/>
               <w:bidi w:val="0"/>
               <w:spacing w:lineRule="atLeast" w:line="360"/>
               <w:ind w:hanging="0" w:start="0" w:end="0"/>
@@ -5068,7 +4808,7 @@
           </w:tcPr>
           <w:p>
             <w:pPr>
-              <w:pStyle w:val="Ttulodelatabla"/>
+              <w:pStyle w:val="Ttulodelatablauser"/>
               <w:bidi w:val="0"/>
               <w:spacing w:lineRule="atLeast" w:line="360"/>
               <w:ind w:hanging="0" w:start="0" w:end="0"/>
@@ -5110,7 +4850,7 @@
           </w:tcPr>
           <w:p>
             <w:pPr>
-              <w:pStyle w:val="Contenidodelatabla"/>
+              <w:pStyle w:val="Contenidodelatablauser"/>
               <w:bidi w:val="0"/>
               <w:spacing w:lineRule="atLeast" w:line="360"/>
               <w:ind w:hanging="0" w:start="0" w:end="0"/>
@@ -5149,7 +4889,7 @@
           </w:tcPr>
           <w:p>
             <w:pPr>
-              <w:pStyle w:val="Contenidodelatabla"/>
+              <w:pStyle w:val="Contenidodelatablauser"/>
               <w:bidi w:val="0"/>
               <w:spacing w:lineRule="atLeast" w:line="360"/>
               <w:ind w:hanging="0" w:start="0" w:end="0"/>
@@ -5188,7 +4928,7 @@
           </w:tcPr>
           <w:p>
             <w:pPr>
-              <w:pStyle w:val="Contenidodelatabla"/>
+              <w:pStyle w:val="Contenidodelatablauser"/>
               <w:bidi w:val="0"/>
               <w:spacing w:lineRule="atLeast" w:line="360"/>
               <w:ind w:hanging="0" w:start="0" w:end="0"/>
@@ -5227,7 +4967,7 @@
           </w:tcPr>
           <w:p>
             <w:pPr>
-              <w:pStyle w:val="Contenidodelatabla"/>
+              <w:pStyle w:val="Contenidodelatablauser"/>
               <w:bidi w:val="0"/>
               <w:spacing w:lineRule="atLeast" w:line="360"/>
               <w:ind w:hanging="0" w:start="0" w:end="0"/>
@@ -5265,7 +5005,7 @@
           </w:tcPr>
           <w:p>
             <w:pPr>
-              <w:pStyle w:val="Contenidodelatabla"/>
+              <w:pStyle w:val="Contenidodelatablauser"/>
               <w:bidi w:val="0"/>
               <w:spacing w:lineRule="atLeast" w:line="360"/>
               <w:ind w:hanging="0" w:start="0" w:end="0"/>
@@ -5307,7 +5047,7 @@
           </w:tcPr>
           <w:p>
             <w:pPr>
-              <w:pStyle w:val="Contenidodelatabla"/>
+              <w:pStyle w:val="Contenidodelatablauser"/>
               <w:bidi w:val="0"/>
               <w:spacing w:lineRule="atLeast" w:line="360"/>
               <w:ind w:hanging="0" w:start="0" w:end="0"/>
@@ -5346,7 +5086,7 @@
           </w:tcPr>
           <w:p>
             <w:pPr>
-              <w:pStyle w:val="Contenidodelatabla"/>
+              <w:pStyle w:val="Contenidodelatablauser"/>
               <w:bidi w:val="0"/>
               <w:spacing w:lineRule="atLeast" w:line="360"/>
               <w:ind w:hanging="0" w:start="0" w:end="0"/>
@@ -5385,7 +5125,7 @@
           </w:tcPr>
           <w:p>
             <w:pPr>
-              <w:pStyle w:val="Contenidodelatabla"/>
+              <w:pStyle w:val="Contenidodelatablauser"/>
               <w:bidi w:val="0"/>
               <w:spacing w:lineRule="atLeast" w:line="360"/>
               <w:ind w:hanging="0" w:start="0" w:end="0"/>
@@ -5424,7 +5164,7 @@
           </w:tcPr>
           <w:p>
             <w:pPr>
-              <w:pStyle w:val="Contenidodelatabla"/>
+              <w:pStyle w:val="Contenidodelatablauser"/>
               <w:bidi w:val="0"/>
               <w:spacing w:lineRule="atLeast" w:line="360"/>
               <w:ind w:hanging="0" w:start="0" w:end="0"/>
@@ -5462,7 +5202,7 @@
           </w:tcPr>
           <w:p>
             <w:pPr>
-              <w:pStyle w:val="Contenidodelatabla"/>
+              <w:pStyle w:val="Contenidodelatablauser"/>
               <w:bidi w:val="0"/>
               <w:spacing w:lineRule="atLeast" w:line="360"/>
               <w:ind w:hanging="0" w:start="0" w:end="0"/>
@@ -5504,7 +5244,7 @@
           </w:tcPr>
           <w:p>
             <w:pPr>
-              <w:pStyle w:val="Contenidodelatabla"/>
+              <w:pStyle w:val="Contenidodelatablauser"/>
               <w:bidi w:val="0"/>
               <w:spacing w:lineRule="atLeast" w:line="360"/>
               <w:ind w:hanging="0" w:start="0" w:end="0"/>
@@ -5543,7 +5283,7 @@
           </w:tcPr>
           <w:p>
             <w:pPr>
-              <w:pStyle w:val="Contenidodelatabla"/>
+              <w:pStyle w:val="Contenidodelatablauser"/>
               <w:bidi w:val="0"/>
               <w:spacing w:lineRule="atLeast" w:line="360"/>
               <w:ind w:hanging="0" w:start="0" w:end="0"/>
@@ -5582,7 +5322,7 @@
           </w:tcPr>
           <w:p>
             <w:pPr>
-              <w:pStyle w:val="Contenidodelatabla"/>
+              <w:pStyle w:val="Contenidodelatablauser"/>
               <w:bidi w:val="0"/>
               <w:spacing w:lineRule="atLeast" w:line="360"/>
               <w:ind w:hanging="0" w:start="0" w:end="0"/>
@@ -5621,7 +5361,7 @@
           </w:tcPr>
           <w:p>
             <w:pPr>
-              <w:pStyle w:val="Contenidodelatabla"/>
+              <w:pStyle w:val="Contenidodelatablauser"/>
               <w:bidi w:val="0"/>
               <w:spacing w:lineRule="atLeast" w:line="360"/>
               <w:ind w:hanging="0" w:start="0" w:end="0"/>
@@ -5659,7 +5399,7 @@
           </w:tcPr>
           <w:p>
             <w:pPr>
-              <w:pStyle w:val="Contenidodelatabla"/>
+              <w:pStyle w:val="Contenidodelatablauser"/>
               <w:bidi w:val="0"/>
               <w:spacing w:lineRule="atLeast" w:line="360"/>
               <w:ind w:hanging="0" w:start="0" w:end="0"/>
@@ -5701,7 +5441,7 @@
           </w:tcPr>
           <w:p>
             <w:pPr>
-              <w:pStyle w:val="Contenidodelatabla"/>
+              <w:pStyle w:val="Contenidodelatablauser"/>
               <w:bidi w:val="0"/>
               <w:spacing w:lineRule="atLeast" w:line="360"/>
               <w:ind w:hanging="0" w:start="0" w:end="0"/>
@@ -5740,7 +5480,7 @@
           </w:tcPr>
           <w:p>
             <w:pPr>
-              <w:pStyle w:val="Contenidodelatabla"/>
+              <w:pStyle w:val="Contenidodelatablauser"/>
               <w:bidi w:val="0"/>
               <w:spacing w:lineRule="atLeast" w:line="360"/>
               <w:ind w:hanging="0" w:start="0" w:end="0"/>
@@ -5779,7 +5519,7 @@
           </w:tcPr>
           <w:p>
             <w:pPr>
-              <w:pStyle w:val="Contenidodelatabla"/>
+              <w:pStyle w:val="Contenidodelatablauser"/>
               <w:bidi w:val="0"/>
               <w:spacing w:lineRule="atLeast" w:line="360"/>
               <w:ind w:hanging="0" w:start="0" w:end="0"/>
@@ -5818,7 +5558,7 @@
           </w:tcPr>
           <w:p>
             <w:pPr>
-              <w:pStyle w:val="Contenidodelatabla"/>
+              <w:pStyle w:val="Contenidodelatablauser"/>
               <w:bidi w:val="0"/>
               <w:spacing w:lineRule="atLeast" w:line="360"/>
               <w:ind w:hanging="0" w:start="0" w:end="0"/>
@@ -5856,7 +5596,7 @@
           </w:tcPr>
           <w:p>
             <w:pPr>
-              <w:pStyle w:val="Contenidodelatabla"/>
+              <w:pStyle w:val="Contenidodelatablauser"/>
               <w:bidi w:val="0"/>
               <w:spacing w:lineRule="atLeast" w:line="360"/>
               <w:ind w:hanging="0" w:start="0" w:end="0"/>
@@ -5898,7 +5638,7 @@
           </w:tcPr>
           <w:p>
             <w:pPr>
-              <w:pStyle w:val="Contenidodelatabla"/>
+              <w:pStyle w:val="Contenidodelatablauser"/>
               <w:bidi w:val="0"/>
               <w:spacing w:lineRule="atLeast" w:line="360"/>
               <w:ind w:hanging="0" w:start="0" w:end="0"/>
@@ -5937,7 +5677,7 @@
           </w:tcPr>
           <w:p>
             <w:pPr>
-              <w:pStyle w:val="Contenidodelatabla"/>
+              <w:pStyle w:val="Contenidodelatablauser"/>
               <w:bidi w:val="0"/>
               <w:spacing w:lineRule="atLeast" w:line="360"/>
               <w:ind w:hanging="0" w:start="0" w:end="0"/>
@@ -5976,7 +5716,7 @@
           </w:tcPr>
           <w:p>
             <w:pPr>
-              <w:pStyle w:val="Contenidodelatabla"/>
+              <w:pStyle w:val="Contenidodelatablauser"/>
               <w:bidi w:val="0"/>
               <w:spacing w:lineRule="atLeast" w:line="360"/>
               <w:ind w:hanging="0" w:start="0" w:end="0"/>
@@ -6015,7 +5755,7 @@
           </w:tcPr>
           <w:p>
             <w:pPr>
-              <w:pStyle w:val="Contenidodelatabla"/>
+              <w:pStyle w:val="Contenidodelatablauser"/>
               <w:bidi w:val="0"/>
               <w:spacing w:lineRule="atLeast" w:line="360"/>
               <w:ind w:hanging="0" w:start="0" w:end="0"/>
@@ -6053,7 +5793,7 @@
           </w:tcPr>
           <w:p>
             <w:pPr>
-              <w:pStyle w:val="Contenidodelatabla"/>
+              <w:pStyle w:val="Contenidodelatablauser"/>
               <w:bidi w:val="0"/>
               <w:spacing w:lineRule="atLeast" w:line="360"/>
               <w:jc w:val="start"/>
@@ -6708,7 +6448,7 @@
   </w:style>
   <w:style w:type="paragraph" w:styleId="Heading2">
     <w:name w:val="heading 2"/>
-    <w:basedOn w:val="Ttulo"/>
+    <w:basedOn w:val="Ttulouser"/>
     <w:next w:val="BodyText"/>
     <w:qFormat/>
     <w:pPr>
@@ -6725,7 +6465,7 @@
   </w:style>
   <w:style w:type="paragraph" w:styleId="Heading3">
     <w:name w:val="heading 3"/>
-    <w:basedOn w:val="Ttulo"/>
+    <w:basedOn w:val="Ttulouser"/>
     <w:next w:val="BodyText"/>
     <w:qFormat/>
     <w:pPr>
@@ -6746,7 +6486,7 @@
   </w:style>
   <w:style w:type="paragraph" w:styleId="Heading4">
     <w:name w:val="heading 4"/>
-    <w:basedOn w:val="Ttulo"/>
+    <w:basedOn w:val="Ttulouser"/>
     <w:next w:val="BodyText"/>
     <w:qFormat/>
     <w:pPr>
@@ -6773,15 +6513,15 @@
       <w:bCs/>
     </w:rPr>
   </w:style>
-  <w:style w:type="character" w:styleId="Bolos">
-    <w:name w:val="Bolos"/>
+  <w:style w:type="character" w:styleId="Bolosuser">
+    <w:name w:val="Bolos (user)"/>
     <w:qFormat/>
     <w:rPr>
       <w:rFonts w:ascii="OpenSymbol" w:hAnsi="OpenSymbol" w:eastAsia="OpenSymbol" w:cs="OpenSymbol"/>
     </w:rPr>
   </w:style>
-  <w:style w:type="character" w:styleId="Textooriginal">
-    <w:name w:val="Texto original"/>
+  <w:style w:type="character" w:styleId="Textooriginaluser">
+    <w:name w:val="Texto original (user)"/>
     <w:qFormat/>
     <w:rPr>
       <w:rFonts w:ascii="Liberation Mono" w:hAnsi="Liberation Mono" w:eastAsia="NSimSun" w:cs="Liberation Mono"/>
@@ -6871,8 +6611,8 @@
       <w:rFonts w:cs="Lucida Sans"/>
     </w:rPr>
   </w:style>
-  <w:style w:type="paragraph" w:styleId="Lneahorizontal">
-    <w:name w:val="Línea horizontal"/>
+  <w:style w:type="paragraph" w:styleId="Lneahorizontaluser">
+    <w:name w:val="Línea horizontal (user)"/>
     <w:basedOn w:val="Normal"/>
     <w:next w:val="BodyText"/>
     <w:qFormat/>
@@ -6888,8 +6628,8 @@
       <w:szCs w:val="12"/>
     </w:rPr>
   </w:style>
-  <w:style w:type="paragraph" w:styleId="Contenidodelatabla">
-    <w:name w:val="Contenido de la tabla"/>
+  <w:style w:type="paragraph" w:styleId="Contenidodelatablauser">
+    <w:name w:val="Contenido de la tabla (user)"/>
     <w:basedOn w:val="Normal"/>
     <w:qFormat/>
     <w:pPr>
@@ -6898,9 +6638,9 @@
     </w:pPr>
     <w:rPr/>
   </w:style>
-  <w:style w:type="paragraph" w:styleId="Ttulodelatabla">
-    <w:name w:val="Título de la tabla"/>
-    <w:basedOn w:val="Contenidodelatabla"/>
+  <w:style w:type="paragraph" w:styleId="Ttulodelatablauser">
+    <w:name w:val="Título de la tabla (user)"/>
+    <w:basedOn w:val="Contenidodelatablauser"/>
     <w:qFormat/>
     <w:pPr>
       <w:suppressLineNumbers/>
